--- a/MLD/Schéma Relationnel (MLD Textuel)-SAE204.docx
+++ b/MLD/Schéma Relationnel (MLD Textuel)-SAE204.docx
@@ -1629,14 +1629,18 @@
           <w:numId w:val="1"/>
         </w:numPr>
         <w:spacing w:before="240" w:after="0" w:line="331" w:lineRule="auto"/>
-      </w:pPr>
-      <w:proofErr w:type="spellStart"/>
-      <w:r>
-        <w:rPr>
-          <w:rFonts w:ascii="Arial;sans-serif" w:hAnsi="Arial;sans-serif"/>
-          <w:b/>
-          <w:color w:val="090000"/>
-          <w:sz w:val="28"/>
+        <w:rPr>
+          <w:highlight w:val="yellow"/>
+        </w:rPr>
+      </w:pPr>
+      <w:proofErr w:type="spellStart"/>
+      <w:r>
+        <w:rPr>
+          <w:rFonts w:ascii="Arial;sans-serif" w:hAnsi="Arial;sans-serif"/>
+          <w:b/>
+          <w:color w:val="090000"/>
+          <w:sz w:val="28"/>
+          <w:highlight w:val="yellow"/>
         </w:rPr>
         <w:t>Allergene</w:t>
       </w:r>
@@ -1647,6 +1651,7 @@
           <w:b/>
           <w:color w:val="090000"/>
           <w:sz w:val="28"/>
+          <w:highlight w:val="yellow"/>
         </w:rPr>
         <w:t xml:space="preserve"> = (</w:t>
       </w:r>
@@ -1656,6 +1661,7 @@
           <w:rFonts w:ascii="Arial;sans-serif" w:hAnsi="Arial;sans-serif"/>
           <w:b/>
           <w:color w:val="090000"/>
+          <w:highlight w:val="yellow"/>
           <w:u w:val="single"/>
         </w:rPr>
         <w:t>idAller</w:t>
@@ -1664,6 +1670,7 @@
       <w:r>
         <w:rPr>
           <w:color w:val="808080"/>
+          <w:highlight w:val="yellow"/>
         </w:rPr>
         <w:t xml:space="preserve"> </w:t>
       </w:r>
@@ -1674,6 +1681,7 @@
           <w:i/>
           <w:color w:val="808080"/>
           <w:sz w:val="16"/>
+          <w:highlight w:val="yellow"/>
         </w:rPr>
         <w:t>VARCHAR2(50)</w:t>
       </w:r>
@@ -1681,6 +1689,7 @@
         <w:rPr>
           <w:rFonts w:ascii="Arial;sans-serif" w:hAnsi="Arial;sans-serif"/>
           <w:color w:val="090000"/>
+          <w:highlight w:val="yellow"/>
         </w:rPr>
         <w:t xml:space="preserve">, </w:t>
       </w:r>
@@ -1689,6 +1698,7 @@
         <w:rPr>
           <w:rFonts w:ascii="Arial;sans-serif" w:hAnsi="Arial;sans-serif"/>
           <w:color w:val="090000"/>
+          <w:highlight w:val="yellow"/>
         </w:rPr>
         <w:t>nomAller</w:t>
       </w:r>
@@ -1696,6 +1706,7 @@
       <w:r>
         <w:rPr>
           <w:color w:val="808080"/>
+          <w:highlight w:val="yellow"/>
         </w:rPr>
         <w:t xml:space="preserve"> </w:t>
       </w:r>
@@ -1706,6 +1717,7 @@
           <w:i/>
           <w:color w:val="808080"/>
           <w:sz w:val="16"/>
+          <w:highlight w:val="yellow"/>
         </w:rPr>
         <w:t>VARCHAR2(50)</w:t>
       </w:r>
@@ -1715,6 +1727,7 @@
           <w:b/>
           <w:color w:val="090000"/>
           <w:sz w:val="28"/>
+          <w:highlight w:val="yellow"/>
         </w:rPr>
         <w:t>);</w:t>
       </w:r>
@@ -3964,14 +3977,18 @@
           <w:numId w:val="1"/>
         </w:numPr>
         <w:spacing w:before="240" w:after="0" w:line="331" w:lineRule="auto"/>
-      </w:pPr>
-      <w:proofErr w:type="spellStart"/>
-      <w:r>
-        <w:rPr>
-          <w:rFonts w:ascii="Arial;sans-serif" w:hAnsi="Arial;sans-serif"/>
-          <w:b/>
-          <w:color w:val="090000"/>
-          <w:sz w:val="28"/>
+        <w:rPr>
+          <w:highlight w:val="yellow"/>
+        </w:rPr>
+      </w:pPr>
+      <w:proofErr w:type="spellStart"/>
+      <w:r>
+        <w:rPr>
+          <w:rFonts w:ascii="Arial;sans-serif" w:hAnsi="Arial;sans-serif"/>
+          <w:b/>
+          <w:color w:val="090000"/>
+          <w:sz w:val="28"/>
+          <w:highlight w:val="yellow"/>
         </w:rPr>
         <w:t>Heurte</w:t>
       </w:r>
@@ -3982,6 +3999,7 @@
           <w:b/>
           <w:color w:val="090000"/>
           <w:sz w:val="28"/>
+          <w:highlight w:val="yellow"/>
         </w:rPr>
         <w:t xml:space="preserve"> = (</w:t>
       </w:r>
@@ -3991,6 +4009,7 @@
           <w:b/>
           <w:i/>
           <w:color w:val="0000FF"/>
+          <w:highlight w:val="yellow"/>
           <w:u w:val="single"/>
         </w:rPr>
         <w:t>#(#idIngredient), #doctrine</w:t>
@@ -4001,6 +4020,7 @@
           <w:b/>
           <w:color w:val="090000"/>
           <w:sz w:val="28"/>
+          <w:highlight w:val="yellow"/>
         </w:rPr>
         <w:t>);</w:t>
       </w:r>
@@ -4062,14 +4082,18 @@
           <w:numId w:val="1"/>
         </w:numPr>
         <w:spacing w:before="240" w:after="0" w:line="331" w:lineRule="auto"/>
-      </w:pPr>
-      <w:proofErr w:type="spellStart"/>
-      <w:r>
-        <w:rPr>
-          <w:rFonts w:ascii="Arial;sans-serif" w:hAnsi="Arial;sans-serif"/>
-          <w:b/>
-          <w:color w:val="090000"/>
-          <w:sz w:val="28"/>
+        <w:rPr>
+          <w:highlight w:val="yellow"/>
+        </w:rPr>
+      </w:pPr>
+      <w:proofErr w:type="spellStart"/>
+      <w:r>
+        <w:rPr>
+          <w:rFonts w:ascii="Arial;sans-serif" w:hAnsi="Arial;sans-serif"/>
+          <w:b/>
+          <w:color w:val="090000"/>
+          <w:sz w:val="28"/>
+          <w:highlight w:val="yellow"/>
         </w:rPr>
         <w:t>Contient</w:t>
       </w:r>
@@ -4080,6 +4104,7 @@
           <w:b/>
           <w:color w:val="090000"/>
           <w:sz w:val="28"/>
+          <w:highlight w:val="yellow"/>
         </w:rPr>
         <w:t xml:space="preserve"> = (</w:t>
       </w:r>
@@ -4089,6 +4114,7 @@
           <w:b/>
           <w:i/>
           <w:color w:val="0000FF"/>
+          <w:highlight w:val="yellow"/>
           <w:u w:val="single"/>
         </w:rPr>
         <w:t>#(#idIngredient), #idAller</w:t>
@@ -4099,6 +4125,7 @@
           <w:b/>
           <w:color w:val="090000"/>
           <w:sz w:val="28"/>
+          <w:highlight w:val="yellow"/>
         </w:rPr>
         <w:t>);</w:t>
       </w:r>

--- a/MLD/Schéma Relationnel (MLD Textuel)-SAE204.docx
+++ b/MLD/Schéma Relationnel (MLD Textuel)-SAE204.docx
@@ -628,13 +628,17 @@
           <w:numId w:val="1"/>
         </w:numPr>
         <w:spacing w:before="240" w:after="0" w:line="331" w:lineRule="auto"/>
-      </w:pPr>
-      <w:r>
-        <w:rPr>
-          <w:rFonts w:ascii="Arial;sans-serif" w:hAnsi="Arial;sans-serif"/>
-          <w:b/>
-          <w:color w:val="090000"/>
-          <w:sz w:val="28"/>
+        <w:rPr>
+          <w:highlight w:val="yellow"/>
+        </w:rPr>
+      </w:pPr>
+      <w:r>
+        <w:rPr>
+          <w:rFonts w:ascii="Arial;sans-serif" w:hAnsi="Arial;sans-serif"/>
+          <w:b/>
+          <w:color w:val="090000"/>
+          <w:sz w:val="28"/>
+          <w:highlight w:val="yellow"/>
         </w:rPr>
         <w:t>Repas = (</w:t>
       </w:r>
@@ -644,6 +648,7 @@
           <w:rFonts w:ascii="Arial;sans-serif" w:hAnsi="Arial;sans-serif"/>
           <w:b/>
           <w:color w:val="090000"/>
+          <w:highlight w:val="yellow"/>
           <w:u w:val="single"/>
         </w:rPr>
         <w:t>idRepas</w:t>
@@ -652,6 +657,7 @@
       <w:r>
         <w:rPr>
           <w:color w:val="808080"/>
+          <w:highlight w:val="yellow"/>
         </w:rPr>
         <w:t xml:space="preserve"> </w:t>
       </w:r>
@@ -663,6 +669,7 @@
           <w:i/>
           <w:color w:val="808080"/>
           <w:sz w:val="16"/>
+          <w:highlight w:val="yellow"/>
         </w:rPr>
         <w:t>NUMBER(</w:t>
       </w:r>
@@ -674,6 +681,7 @@
           <w:i/>
           <w:color w:val="808080"/>
           <w:sz w:val="16"/>
+          <w:highlight w:val="yellow"/>
         </w:rPr>
         <w:t>10)</w:t>
       </w:r>
@@ -681,12 +689,14 @@
         <w:rPr>
           <w:rFonts w:ascii="Arial;sans-serif" w:hAnsi="Arial;sans-serif"/>
           <w:color w:val="090000"/>
+          <w:highlight w:val="yellow"/>
         </w:rPr>
         <w:t>, intitule</w:t>
       </w:r>
       <w:r>
         <w:rPr>
           <w:color w:val="808080"/>
+          <w:highlight w:val="yellow"/>
         </w:rPr>
         <w:t xml:space="preserve"> </w:t>
       </w:r>
@@ -697,6 +707,7 @@
           <w:i/>
           <w:color w:val="808080"/>
           <w:sz w:val="16"/>
+          <w:highlight w:val="yellow"/>
         </w:rPr>
         <w:t>VARCHAR2(50)</w:t>
       </w:r>
@@ -706,6 +717,7 @@
           <w:b/>
           <w:color w:val="090000"/>
           <w:sz w:val="28"/>
+          <w:highlight w:val="yellow"/>
         </w:rPr>
         <w:t>);</w:t>
       </w:r>
@@ -2816,14 +2828,18 @@
           <w:numId w:val="1"/>
         </w:numPr>
         <w:spacing w:before="240" w:after="0" w:line="331" w:lineRule="auto"/>
-      </w:pPr>
-      <w:proofErr w:type="spellStart"/>
-      <w:r>
-        <w:rPr>
-          <w:rFonts w:ascii="Arial;sans-serif" w:hAnsi="Arial;sans-serif"/>
-          <w:b/>
-          <w:color w:val="090000"/>
-          <w:sz w:val="28"/>
+        <w:rPr>
+          <w:highlight w:val="yellow"/>
+        </w:rPr>
+      </w:pPr>
+      <w:proofErr w:type="spellStart"/>
+      <w:r>
+        <w:rPr>
+          <w:rFonts w:ascii="Arial;sans-serif" w:hAnsi="Arial;sans-serif"/>
+          <w:b/>
+          <w:color w:val="090000"/>
+          <w:sz w:val="28"/>
+          <w:highlight w:val="yellow"/>
         </w:rPr>
         <w:t>Reunion</w:t>
       </w:r>
@@ -2834,6 +2850,7 @@
           <w:b/>
           <w:color w:val="090000"/>
           <w:sz w:val="28"/>
+          <w:highlight w:val="yellow"/>
         </w:rPr>
         <w:t xml:space="preserve"> = (</w:t>
       </w:r>
@@ -2843,6 +2860,7 @@
           <w:b/>
           <w:i/>
           <w:color w:val="0000FF"/>
+          <w:highlight w:val="yellow"/>
           <w:u w:val="single"/>
         </w:rPr>
         <w:t>#idRepas, #adressePart, #idGroupe</w:t>
@@ -2852,6 +2870,7 @@
           <w:rFonts w:ascii="Arial;sans-serif" w:hAnsi="Arial;sans-serif"/>
           <w:b/>
           <w:color w:val="090000"/>
+          <w:highlight w:val="yellow"/>
           <w:u w:val="single"/>
         </w:rPr>
         <w:t xml:space="preserve">, </w:t>
@@ -2862,6 +2881,7 @@
           <w:rFonts w:ascii="Arial;sans-serif" w:hAnsi="Arial;sans-serif"/>
           <w:b/>
           <w:color w:val="090000"/>
+          <w:highlight w:val="yellow"/>
           <w:u w:val="single"/>
         </w:rPr>
         <w:t>dateReu</w:t>
@@ -2870,6 +2890,7 @@
       <w:r>
         <w:rPr>
           <w:color w:val="808080"/>
+          <w:highlight w:val="yellow"/>
         </w:rPr>
         <w:t xml:space="preserve"> </w:t>
       </w:r>
@@ -2880,6 +2901,7 @@
           <w:i/>
           <w:color w:val="808080"/>
           <w:sz w:val="16"/>
+          <w:highlight w:val="yellow"/>
         </w:rPr>
         <w:t>TIMESTAMP WITH TIME ZONE</w:t>
       </w:r>
@@ -2887,6 +2909,7 @@
         <w:rPr>
           <w:rFonts w:ascii="Arial;sans-serif" w:hAnsi="Arial;sans-serif"/>
           <w:color w:val="090000"/>
+          <w:highlight w:val="yellow"/>
         </w:rPr>
         <w:t xml:space="preserve">, </w:t>
       </w:r>
@@ -2895,6 +2918,7 @@
         <w:rPr>
           <w:rFonts w:ascii="Arial;sans-serif" w:hAnsi="Arial;sans-serif"/>
           <w:color w:val="090000"/>
+          <w:highlight w:val="yellow"/>
         </w:rPr>
         <w:t>nomReu</w:t>
       </w:r>
@@ -2902,6 +2926,7 @@
       <w:r>
         <w:rPr>
           <w:color w:val="808080"/>
+          <w:highlight w:val="yellow"/>
         </w:rPr>
         <w:t xml:space="preserve"> </w:t>
       </w:r>
@@ -2912,6 +2937,7 @@
           <w:i/>
           <w:color w:val="808080"/>
           <w:sz w:val="16"/>
+          <w:highlight w:val="yellow"/>
         </w:rPr>
         <w:t>VARCHAR2(50)</w:t>
       </w:r>
@@ -2921,6 +2947,7 @@
           <w:b/>
           <w:color w:val="090000"/>
           <w:sz w:val="28"/>
+          <w:highlight w:val="yellow"/>
         </w:rPr>
         <w:t>);</w:t>
       </w:r>
@@ -3475,14 +3502,18 @@
           <w:numId w:val="1"/>
         </w:numPr>
         <w:spacing w:before="240" w:after="0" w:line="331" w:lineRule="auto"/>
-      </w:pPr>
-      <w:proofErr w:type="spellStart"/>
-      <w:r>
-        <w:rPr>
-          <w:rFonts w:ascii="Arial;sans-serif" w:hAnsi="Arial;sans-serif"/>
-          <w:b/>
-          <w:color w:val="090000"/>
-          <w:sz w:val="28"/>
+        <w:rPr>
+          <w:highlight w:val="yellow"/>
+        </w:rPr>
+      </w:pPr>
+      <w:proofErr w:type="spellStart"/>
+      <w:r>
+        <w:rPr>
+          <w:rFonts w:ascii="Arial;sans-serif" w:hAnsi="Arial;sans-serif"/>
+          <w:b/>
+          <w:color w:val="090000"/>
+          <w:sz w:val="28"/>
+          <w:highlight w:val="yellow"/>
         </w:rPr>
         <w:t>Menu</w:t>
       </w:r>
@@ -3493,6 +3524,7 @@
           <w:b/>
           <w:color w:val="090000"/>
           <w:sz w:val="28"/>
+          <w:highlight w:val="yellow"/>
         </w:rPr>
         <w:t xml:space="preserve"> = (</w:t>
       </w:r>
@@ -3502,6 +3534,7 @@
           <w:b/>
           <w:i/>
           <w:color w:val="0000FF"/>
+          <w:highlight w:val="yellow"/>
           <w:u w:val="single"/>
         </w:rPr>
         <w:t>#idRepas, #idPlat</w:t>
@@ -3512,6 +3545,7 @@
           <w:b/>
           <w:color w:val="090000"/>
           <w:sz w:val="28"/>
+          <w:highlight w:val="yellow"/>
         </w:rPr>
         <w:t>);</w:t>
       </w:r>
@@ -3673,14 +3707,18 @@
           <w:numId w:val="1"/>
         </w:numPr>
         <w:spacing w:before="240" w:after="0" w:line="331" w:lineRule="auto"/>
-      </w:pPr>
-      <w:proofErr w:type="spellStart"/>
-      <w:r>
-        <w:rPr>
-          <w:rFonts w:ascii="Arial;sans-serif" w:hAnsi="Arial;sans-serif"/>
-          <w:b/>
-          <w:color w:val="090000"/>
-          <w:sz w:val="28"/>
+        <w:rPr>
+          <w:highlight w:val="yellow"/>
+        </w:rPr>
+      </w:pPr>
+      <w:proofErr w:type="spellStart"/>
+      <w:r>
+        <w:rPr>
+          <w:rFonts w:ascii="Arial;sans-serif" w:hAnsi="Arial;sans-serif"/>
+          <w:b/>
+          <w:color w:val="090000"/>
+          <w:sz w:val="28"/>
+          <w:highlight w:val="yellow"/>
         </w:rPr>
         <w:t>Appartient</w:t>
       </w:r>
@@ -3691,6 +3729,7 @@
           <w:b/>
           <w:color w:val="090000"/>
           <w:sz w:val="28"/>
+          <w:highlight w:val="yellow"/>
         </w:rPr>
         <w:t xml:space="preserve"> = (</w:t>
       </w:r>
@@ -3700,6 +3739,7 @@
           <w:b/>
           <w:i/>
           <w:color w:val="0000FF"/>
+          <w:highlight w:val="yellow"/>
           <w:u w:val="single"/>
         </w:rPr>
         <w:t>#idTenrac, #idGroupe</w:t>
@@ -3710,6 +3750,7 @@
           <w:b/>
           <w:color w:val="090000"/>
           <w:sz w:val="28"/>
+          <w:highlight w:val="yellow"/>
         </w:rPr>
         <w:t>);</w:t>
       </w:r>
@@ -3928,14 +3969,18 @@
           <w:numId w:val="1"/>
         </w:numPr>
         <w:spacing w:before="240" w:after="0" w:line="331" w:lineRule="auto"/>
-      </w:pPr>
-      <w:proofErr w:type="spellStart"/>
-      <w:r>
-        <w:rPr>
-          <w:rFonts w:ascii="Arial;sans-serif" w:hAnsi="Arial;sans-serif"/>
-          <w:b/>
-          <w:color w:val="090000"/>
-          <w:sz w:val="28"/>
+        <w:rPr>
+          <w:highlight w:val="yellow"/>
+        </w:rPr>
+      </w:pPr>
+      <w:proofErr w:type="spellStart"/>
+      <w:r>
+        <w:rPr>
+          <w:rFonts w:ascii="Arial;sans-serif" w:hAnsi="Arial;sans-serif"/>
+          <w:b/>
+          <w:color w:val="090000"/>
+          <w:sz w:val="28"/>
+          <w:highlight w:val="yellow"/>
         </w:rPr>
         <w:t>Allergie</w:t>
       </w:r>
@@ -3946,6 +3991,7 @@
           <w:b/>
           <w:color w:val="090000"/>
           <w:sz w:val="28"/>
+          <w:highlight w:val="yellow"/>
         </w:rPr>
         <w:t xml:space="preserve"> = (</w:t>
       </w:r>
@@ -3955,6 +4001,7 @@
           <w:b/>
           <w:i/>
           <w:color w:val="0000FF"/>
+          <w:highlight w:val="yellow"/>
           <w:u w:val="single"/>
         </w:rPr>
         <w:t>#idTenrac, #idAller</w:t>
@@ -3965,6 +4012,7 @@
           <w:b/>
           <w:color w:val="090000"/>
           <w:sz w:val="28"/>
+          <w:highlight w:val="yellow"/>
         </w:rPr>
         <w:t>);</w:t>
       </w:r>

--- a/MLD/Schéma Relationnel (MLD Textuel)-SAE204.docx
+++ b/MLD/Schéma Relationnel (MLD Textuel)-SAE204.docx
@@ -2960,13 +2960,17 @@
           <w:numId w:val="1"/>
         </w:numPr>
         <w:spacing w:before="240" w:after="0" w:line="331" w:lineRule="auto"/>
-      </w:pPr>
-      <w:r>
-        <w:rPr>
-          <w:rFonts w:ascii="Arial;sans-serif" w:hAnsi="Arial;sans-serif"/>
-          <w:b/>
-          <w:color w:val="090000"/>
-          <w:sz w:val="28"/>
+        <w:rPr>
+          <w:highlight w:val="yellow"/>
+        </w:rPr>
+      </w:pPr>
+      <w:r>
+        <w:rPr>
+          <w:rFonts w:ascii="Arial;sans-serif" w:hAnsi="Arial;sans-serif"/>
+          <w:b/>
+          <w:color w:val="090000"/>
+          <w:sz w:val="28"/>
+          <w:highlight w:val="yellow"/>
         </w:rPr>
         <w:t>Machine = (</w:t>
       </w:r>
@@ -2977,6 +2981,7 @@
           <w:b/>
           <w:i/>
           <w:color w:val="0000FF"/>
+          <w:highlight w:val="yellow"/>
           <w:u w:val="single"/>
         </w:rPr>
         <w:t>#(</w:t>
@@ -2988,6 +2993,7 @@
           <w:b/>
           <w:i/>
           <w:color w:val="0000FF"/>
+          <w:highlight w:val="yellow"/>
           <w:u w:val="single"/>
         </w:rPr>
         <w:t xml:space="preserve">#nomTypeM, </w:t>
@@ -2999,6 +3005,7 @@
           <w:b/>
           <w:i/>
           <w:color w:val="0000FF"/>
+          <w:highlight w:val="yellow"/>
           <w:u w:val="single"/>
         </w:rPr>
         <w:t>referenceMod</w:t>
@@ -3010,6 +3017,7 @@
           <w:b/>
           <w:i/>
           <w:color w:val="0000FF"/>
+          <w:highlight w:val="yellow"/>
           <w:u w:val="single"/>
         </w:rPr>
         <w:t>)</w:t>
@@ -3019,6 +3027,7 @@
           <w:rFonts w:ascii="Arial;sans-serif" w:hAnsi="Arial;sans-serif"/>
           <w:b/>
           <w:color w:val="090000"/>
+          <w:highlight w:val="yellow"/>
           <w:u w:val="single"/>
         </w:rPr>
         <w:t xml:space="preserve">, </w:t>
@@ -3029,6 +3038,7 @@
           <w:rFonts w:ascii="Arial;sans-serif" w:hAnsi="Arial;sans-serif"/>
           <w:b/>
           <w:color w:val="090000"/>
+          <w:highlight w:val="yellow"/>
           <w:u w:val="single"/>
         </w:rPr>
         <w:t>nomM</w:t>
@@ -3037,6 +3047,7 @@
       <w:r>
         <w:rPr>
           <w:color w:val="808080"/>
+          <w:highlight w:val="yellow"/>
         </w:rPr>
         <w:t xml:space="preserve"> </w:t>
       </w:r>
@@ -3047,6 +3058,7 @@
           <w:i/>
           <w:color w:val="808080"/>
           <w:sz w:val="16"/>
+          <w:highlight w:val="yellow"/>
         </w:rPr>
         <w:t>VARCHAR2(50)</w:t>
       </w:r>
@@ -3056,6 +3068,7 @@
           <w:b/>
           <w:color w:val="090000"/>
           <w:sz w:val="28"/>
+          <w:highlight w:val="yellow"/>
         </w:rPr>
         <w:t>);</w:t>
       </w:r>
@@ -3157,13 +3170,17 @@
           <w:numId w:val="1"/>
         </w:numPr>
         <w:spacing w:before="240" w:after="0" w:line="331" w:lineRule="auto"/>
-      </w:pPr>
-      <w:r>
-        <w:rPr>
-          <w:rFonts w:ascii="Arial;sans-serif" w:hAnsi="Arial;sans-serif"/>
-          <w:b/>
-          <w:color w:val="090000"/>
-          <w:sz w:val="28"/>
+        <w:rPr>
+          <w:highlight w:val="yellow"/>
+        </w:rPr>
+      </w:pPr>
+      <w:r>
+        <w:rPr>
+          <w:rFonts w:ascii="Arial;sans-serif" w:hAnsi="Arial;sans-serif"/>
+          <w:b/>
+          <w:color w:val="090000"/>
+          <w:sz w:val="28"/>
+          <w:highlight w:val="yellow"/>
         </w:rPr>
         <w:t>Registre = (</w:t>
       </w:r>
@@ -3173,6 +3190,7 @@
           <w:b/>
           <w:i/>
           <w:color w:val="0000FF"/>
+          <w:highlight w:val="yellow"/>
           <w:u w:val="single"/>
         </w:rPr>
         <w:t>#(#idStructure), #(#idStructure_1)</w:t>
@@ -3181,6 +3199,7 @@
         <w:rPr>
           <w:rFonts w:ascii="Arial;sans-serif" w:hAnsi="Arial;sans-serif"/>
           <w:color w:val="090000"/>
+          <w:highlight w:val="yellow"/>
         </w:rPr>
         <w:t xml:space="preserve">, </w:t>
       </w:r>
@@ -3189,6 +3208,7 @@
         <w:rPr>
           <w:rFonts w:ascii="Arial;sans-serif" w:hAnsi="Arial;sans-serif"/>
           <w:color w:val="090000"/>
+          <w:highlight w:val="yellow"/>
         </w:rPr>
         <w:t>dateOuverture</w:t>
       </w:r>
@@ -3196,6 +3216,7 @@
       <w:r>
         <w:rPr>
           <w:color w:val="808080"/>
+          <w:highlight w:val="yellow"/>
         </w:rPr>
         <w:t xml:space="preserve"> </w:t>
       </w:r>
@@ -3206,6 +3227,7 @@
           <w:i/>
           <w:color w:val="808080"/>
           <w:sz w:val="16"/>
+          <w:highlight w:val="yellow"/>
         </w:rPr>
         <w:t>DATE</w:t>
       </w:r>
@@ -3213,6 +3235,7 @@
         <w:rPr>
           <w:rFonts w:ascii="Arial;sans-serif" w:hAnsi="Arial;sans-serif"/>
           <w:color w:val="090000"/>
+          <w:highlight w:val="yellow"/>
         </w:rPr>
         <w:t xml:space="preserve">, </w:t>
       </w:r>
@@ -3221,6 +3244,7 @@
         <w:rPr>
           <w:rFonts w:ascii="Arial;sans-serif" w:hAnsi="Arial;sans-serif"/>
           <w:color w:val="090000"/>
+          <w:highlight w:val="yellow"/>
         </w:rPr>
         <w:t>dateFermeture</w:t>
       </w:r>
@@ -3228,6 +3252,7 @@
       <w:r>
         <w:rPr>
           <w:color w:val="808080"/>
+          <w:highlight w:val="yellow"/>
         </w:rPr>
         <w:t xml:space="preserve"> </w:t>
       </w:r>
@@ -3237,6 +3262,7 @@
           <w:i/>
           <w:color w:val="808080"/>
           <w:sz w:val="16"/>
+          <w:highlight w:val="yellow"/>
         </w:rPr>
         <w:t>DATE</w:t>
       </w:r>
@@ -3246,6 +3272,7 @@
           <w:b/>
           <w:color w:val="090000"/>
           <w:sz w:val="28"/>
+          <w:highlight w:val="yellow"/>
         </w:rPr>
         <w:t>);</w:t>
       </w:r>
@@ -3614,14 +3641,18 @@
           <w:numId w:val="1"/>
         </w:numPr>
         <w:spacing w:before="240" w:after="0" w:line="331" w:lineRule="auto"/>
-      </w:pPr>
-      <w:proofErr w:type="spellStart"/>
-      <w:r>
-        <w:rPr>
-          <w:rFonts w:ascii="Arial;sans-serif" w:hAnsi="Arial;sans-serif"/>
-          <w:b/>
-          <w:color w:val="090000"/>
-          <w:sz w:val="28"/>
+        <w:rPr>
+          <w:highlight w:val="yellow"/>
+        </w:rPr>
+      </w:pPr>
+      <w:proofErr w:type="spellStart"/>
+      <w:r>
+        <w:rPr>
+          <w:rFonts w:ascii="Arial;sans-serif" w:hAnsi="Arial;sans-serif"/>
+          <w:b/>
+          <w:color w:val="090000"/>
+          <w:sz w:val="28"/>
+          <w:highlight w:val="yellow"/>
         </w:rPr>
         <w:t>Preside_EstPreside</w:t>
       </w:r>
@@ -3632,6 +3663,7 @@
           <w:b/>
           <w:color w:val="090000"/>
           <w:sz w:val="28"/>
+          <w:highlight w:val="yellow"/>
         </w:rPr>
         <w:t xml:space="preserve"> = (</w:t>
       </w:r>
@@ -3641,6 +3673,7 @@
           <w:b/>
           <w:i/>
           <w:color w:val="0000FF"/>
+          <w:highlight w:val="yellow"/>
           <w:u w:val="single"/>
         </w:rPr>
         <w:t xml:space="preserve">#idTenrac, </w:t>
@@ -3652,6 +3685,7 @@
           <w:b/>
           <w:i/>
           <w:color w:val="0000FF"/>
+          <w:highlight w:val="yellow"/>
           <w:u w:val="single"/>
         </w:rPr>
         <w:t>#(</w:t>
@@ -3663,6 +3697,7 @@
           <w:b/>
           <w:i/>
           <w:color w:val="0000FF"/>
+          <w:highlight w:val="yellow"/>
           <w:u w:val="single"/>
         </w:rPr>
         <w:t xml:space="preserve">#idRepas, #adressePart, #idGroupe, </w:t>
@@ -3674,6 +3709,7 @@
           <w:b/>
           <w:i/>
           <w:color w:val="0000FF"/>
+          <w:highlight w:val="yellow"/>
           <w:u w:val="single"/>
         </w:rPr>
         <w:t>dateReu</w:t>
@@ -3685,6 +3721,7 @@
           <w:b/>
           <w:i/>
           <w:color w:val="0000FF"/>
+          <w:highlight w:val="yellow"/>
           <w:u w:val="single"/>
         </w:rPr>
         <w:t>)</w:t>
@@ -3695,6 +3732,7 @@
           <w:b/>
           <w:color w:val="090000"/>
           <w:sz w:val="28"/>
+          <w:highlight w:val="yellow"/>
         </w:rPr>
         <w:t>);</w:t>
       </w:r>
@@ -4081,14 +4119,18 @@
           <w:numId w:val="1"/>
         </w:numPr>
         <w:spacing w:before="240" w:after="0" w:line="331" w:lineRule="auto"/>
-      </w:pPr>
-      <w:proofErr w:type="spellStart"/>
-      <w:r>
-        <w:rPr>
-          <w:rFonts w:ascii="Arial;sans-serif" w:hAnsi="Arial;sans-serif"/>
-          <w:b/>
-          <w:color w:val="090000"/>
-          <w:sz w:val="28"/>
+        <w:rPr>
+          <w:highlight w:val="yellow"/>
+        </w:rPr>
+      </w:pPr>
+      <w:proofErr w:type="spellStart"/>
+      <w:r>
+        <w:rPr>
+          <w:rFonts w:ascii="Arial;sans-serif" w:hAnsi="Arial;sans-serif"/>
+          <w:b/>
+          <w:color w:val="090000"/>
+          <w:sz w:val="28"/>
+          <w:highlight w:val="yellow"/>
         </w:rPr>
         <w:t>Partenariat</w:t>
       </w:r>
@@ -4099,6 +4141,7 @@
           <w:b/>
           <w:color w:val="090000"/>
           <w:sz w:val="28"/>
+          <w:highlight w:val="yellow"/>
         </w:rPr>
         <w:t xml:space="preserve"> = (</w:t>
       </w:r>
@@ -4108,6 +4151,7 @@
           <w:b/>
           <w:i/>
           <w:color w:val="0000FF"/>
+          <w:highlight w:val="yellow"/>
           <w:u w:val="single"/>
         </w:rPr>
         <w:t>#(#idStructure), #adressePart</w:t>
@@ -4118,6 +4162,7 @@
           <w:b/>
           <w:color w:val="090000"/>
           <w:sz w:val="28"/>
+          <w:highlight w:val="yellow"/>
         </w:rPr>
         <w:t>);</w:t>
       </w:r>
